--- a/docs/详细设计.docx
+++ b/docs/详细设计.docx
@@ -6789,6 +6789,446 @@
         <w:t xml:space="preserve"> 中间件在每次验证签名通过后，额外查询一次 Redis 黑名单，已注销的 Token 将被即时拦截，保障会话安全。</w:t>
       </w:r>
     </w:p>
+    <w:p>
+      <w:r>
+        <w:br w:type="page"/>
+      </w:r>
+    </w:p>
+    <w:p>
+      <w:pPr>
+        <w:pStyle w:val="Heading1"/>
+      </w:pPr>
+      <w:r>
+        <w:t>AI 助手设计补充</w:t>
+      </w:r>
+    </w:p>
+    <w:p>
+      <w:pPr>
+        <w:jc w:val="both"/>
+      </w:pPr>
+      <w:r>
+        <w:t>本节记录智能共享自习室预约系统新增的学生 AI 助手。该功能以信息查询和座位推荐为边界，模型没有直接修改业务数据的权限，最终预约仍由用户确认并经过确定性规则校验。</w:t>
+      </w:r>
+    </w:p>
+    <w:tbl>
+      <w:tblPr>
+        <w:tblW w:type="auto" w:w="0"/>
+        <w:tblLayout w:type="fixed"/>
+        <w:tblLook w:firstColumn="1" w:firstRow="1" w:lastColumn="0" w:lastRow="0" w:noHBand="0" w:noVBand="1" w:val="04A0"/>
+      </w:tblPr>
+      <w:tblGrid>
+        <w:gridCol w:w="2205"/>
+        <w:gridCol w:w="7874"/>
+      </w:tblGrid>
+      <w:tr>
+        <w:tc>
+          <w:tcPr>
+            <w:tcW w:type="dxa" w:w="4561"/>
+            <w:shd w:fill="D9E5F2"/>
+            <w:vAlign w:val="center"/>
+            <w:tcBorders>
+              <w:top w:val="single" w:sz="4" w:color="D9D9D9"/>
+              <w:left w:val="single" w:sz="4" w:color="D9D9D9"/>
+              <w:bottom w:val="single" w:sz="4" w:color="D9D9D9"/>
+              <w:right w:val="single" w:sz="4" w:color="D9D9D9"/>
+              <w:insideH w:val="single" w:sz="4" w:color="D9D9D9"/>
+              <w:insideV w:val="single" w:sz="4" w:color="D9D9D9"/>
+            </w:tcBorders>
+          </w:tcPr>
+          <w:p>
+            <w:pPr>
+              <w:spacing w:after="0"/>
+            </w:pPr>
+            <w:r>
+              <w:rPr>
+                <w:b/>
+              </w:rPr>
+              <w:t>设计项</w:t>
+            </w:r>
+          </w:p>
+        </w:tc>
+        <w:tc>
+          <w:tcPr>
+            <w:tcW w:type="dxa" w:w="4561"/>
+            <w:shd w:fill="D9E5F2"/>
+            <w:vAlign w:val="center"/>
+            <w:tcBorders>
+              <w:top w:val="single" w:sz="4" w:color="D9D9D9"/>
+              <w:left w:val="single" w:sz="4" w:color="D9D9D9"/>
+              <w:bottom w:val="single" w:sz="4" w:color="D9D9D9"/>
+              <w:right w:val="single" w:sz="4" w:color="D9D9D9"/>
+              <w:insideH w:val="single" w:sz="4" w:color="D9D9D9"/>
+              <w:insideV w:val="single" w:sz="4" w:color="D9D9D9"/>
+            </w:tcBorders>
+          </w:tcPr>
+          <w:p>
+            <w:pPr>
+              <w:spacing w:after="0"/>
+            </w:pPr>
+            <w:r>
+              <w:rPr>
+                <w:b/>
+              </w:rPr>
+              <w:t>实现说明</w:t>
+            </w:r>
+          </w:p>
+        </w:tc>
+      </w:tr>
+      <w:tr>
+        <w:tc>
+          <w:tcPr>
+            <w:tcW w:type="dxa" w:w="2205"/>
+            <w:vAlign w:val="center"/>
+            <w:tcBorders>
+              <w:top w:val="single" w:sz="4" w:color="D9D9D9"/>
+              <w:left w:val="single" w:sz="4" w:color="D9D9D9"/>
+              <w:bottom w:val="single" w:sz="4" w:color="D9D9D9"/>
+              <w:right w:val="single" w:sz="4" w:color="D9D9D9"/>
+              <w:insideH w:val="single" w:sz="4" w:color="D9D9D9"/>
+              <w:insideV w:val="single" w:sz="4" w:color="D9D9D9"/>
+            </w:tcBorders>
+          </w:tcPr>
+          <w:p>
+            <w:pPr>
+              <w:spacing w:after="0"/>
+            </w:pPr>
+            <w:r>
+              <w:t>使用对象</w:t>
+            </w:r>
+          </w:p>
+        </w:tc>
+        <w:tc>
+          <w:tcPr>
+            <w:tcW w:type="dxa" w:w="7874"/>
+            <w:vAlign w:val="center"/>
+            <w:tcBorders>
+              <w:top w:val="single" w:sz="4" w:color="D9D9D9"/>
+              <w:left w:val="single" w:sz="4" w:color="D9D9D9"/>
+              <w:bottom w:val="single" w:sz="4" w:color="D9D9D9"/>
+              <w:right w:val="single" w:sz="4" w:color="D9D9D9"/>
+              <w:insideH w:val="single" w:sz="4" w:color="D9D9D9"/>
+              <w:insideV w:val="single" w:sz="4" w:color="D9D9D9"/>
+            </w:tcBorders>
+          </w:tcPr>
+          <w:p>
+            <w:pPr>
+              <w:spacing w:after="0"/>
+            </w:pPr>
+            <w:r>
+              <w:t>仅登录学生。管理员端不显示 AI 入口。</w:t>
+            </w:r>
+          </w:p>
+        </w:tc>
+      </w:tr>
+      <w:tr>
+        <w:tc>
+          <w:tcPr>
+            <w:tcW w:type="dxa" w:w="2205"/>
+            <w:shd w:fill="F5F8FC"/>
+            <w:vAlign w:val="center"/>
+            <w:tcBorders>
+              <w:top w:val="single" w:sz="4" w:color="D9D9D9"/>
+              <w:left w:val="single" w:sz="4" w:color="D9D9D9"/>
+              <w:bottom w:val="single" w:sz="4" w:color="D9D9D9"/>
+              <w:right w:val="single" w:sz="4" w:color="D9D9D9"/>
+              <w:insideH w:val="single" w:sz="4" w:color="D9D9D9"/>
+              <w:insideV w:val="single" w:sz="4" w:color="D9D9D9"/>
+            </w:tcBorders>
+          </w:tcPr>
+          <w:p>
+            <w:pPr>
+              <w:spacing w:after="0"/>
+            </w:pPr>
+            <w:r>
+              <w:t>主要功能</w:t>
+            </w:r>
+          </w:p>
+        </w:tc>
+        <w:tc>
+          <w:tcPr>
+            <w:tcW w:type="dxa" w:w="7874"/>
+            <w:shd w:fill="F5F8FC"/>
+            <w:vAlign w:val="center"/>
+            <w:tcBorders>
+              <w:top w:val="single" w:sz="4" w:color="D9D9D9"/>
+              <w:left w:val="single" w:sz="4" w:color="D9D9D9"/>
+              <w:bottom w:val="single" w:sz="4" w:color="D9D9D9"/>
+              <w:right w:val="single" w:sz="4" w:color="D9D9D9"/>
+              <w:insideH w:val="single" w:sz="4" w:color="D9D9D9"/>
+              <w:insideV w:val="single" w:sz="4" w:color="D9D9D9"/>
+            </w:tcBorders>
+          </w:tcPr>
+          <w:p>
+            <w:pPr>
+              <w:spacing w:after="0"/>
+            </w:pPr>
+            <w:r>
+              <w:t>极简闲聊；查询本人资料、信用、预约、候补和通知；自然语言推荐座位。</w:t>
+            </w:r>
+          </w:p>
+        </w:tc>
+      </w:tr>
+      <w:tr>
+        <w:tc>
+          <w:tcPr>
+            <w:tcW w:type="dxa" w:w="2205"/>
+            <w:vAlign w:val="center"/>
+            <w:tcBorders>
+              <w:top w:val="single" w:sz="4" w:color="D9D9D9"/>
+              <w:left w:val="single" w:sz="4" w:color="D9D9D9"/>
+              <w:bottom w:val="single" w:sz="4" w:color="D9D9D9"/>
+              <w:right w:val="single" w:sz="4" w:color="D9D9D9"/>
+              <w:insideH w:val="single" w:sz="4" w:color="D9D9D9"/>
+              <w:insideV w:val="single" w:sz="4" w:color="D9D9D9"/>
+            </w:tcBorders>
+          </w:tcPr>
+          <w:p>
+            <w:pPr>
+              <w:spacing w:after="0"/>
+            </w:pPr>
+            <w:r>
+              <w:t>交互</w:t>
+            </w:r>
+          </w:p>
+        </w:tc>
+        <w:tc>
+          <w:tcPr>
+            <w:tcW w:type="dxa" w:w="7874"/>
+            <w:vAlign w:val="center"/>
+            <w:tcBorders>
+              <w:top w:val="single" w:sz="4" w:color="D9D9D9"/>
+              <w:left w:val="single" w:sz="4" w:color="D9D9D9"/>
+              <w:bottom w:val="single" w:sz="4" w:color="D9D9D9"/>
+              <w:right w:val="single" w:sz="4" w:color="D9D9D9"/>
+              <w:insideH w:val="single" w:sz="4" w:color="D9D9D9"/>
+              <w:insideV w:val="single" w:sz="4" w:color="D9D9D9"/>
+            </w:tcBorders>
+          </w:tcPr>
+          <w:p>
+            <w:pPr>
+              <w:spacing w:after="0"/>
+            </w:pPr>
+            <w:r>
+              <w:t>右下角悬浮球打开响应式 Bottom Sheet，支持会话历史、SSE 流式回复和推荐卡片。</w:t>
+            </w:r>
+          </w:p>
+        </w:tc>
+      </w:tr>
+      <w:tr>
+        <w:tc>
+          <w:tcPr>
+            <w:tcW w:type="dxa" w:w="2205"/>
+            <w:shd w:fill="F5F8FC"/>
+            <w:vAlign w:val="center"/>
+            <w:tcBorders>
+              <w:top w:val="single" w:sz="4" w:color="D9D9D9"/>
+              <w:left w:val="single" w:sz="4" w:color="D9D9D9"/>
+              <w:bottom w:val="single" w:sz="4" w:color="D9D9D9"/>
+              <w:right w:val="single" w:sz="4" w:color="D9D9D9"/>
+              <w:insideH w:val="single" w:sz="4" w:color="D9D9D9"/>
+              <w:insideV w:val="single" w:sz="4" w:color="D9D9D9"/>
+            </w:tcBorders>
+          </w:tcPr>
+          <w:p>
+            <w:pPr>
+              <w:spacing w:after="0"/>
+            </w:pPr>
+            <w:r>
+              <w:t>数据</w:t>
+            </w:r>
+          </w:p>
+        </w:tc>
+        <w:tc>
+          <w:tcPr>
+            <w:tcW w:type="dxa" w:w="7874"/>
+            <w:shd w:fill="F5F8FC"/>
+            <w:vAlign w:val="center"/>
+            <w:tcBorders>
+              <w:top w:val="single" w:sz="4" w:color="D9D9D9"/>
+              <w:left w:val="single" w:sz="4" w:color="D9D9D9"/>
+              <w:bottom w:val="single" w:sz="4" w:color="D9D9D9"/>
+              <w:right w:val="single" w:sz="4" w:color="D9D9D9"/>
+              <w:insideH w:val="single" w:sz="4" w:color="D9D9D9"/>
+              <w:insideV w:val="single" w:sz="4" w:color="D9D9D9"/>
+            </w:tcBorders>
+          </w:tcPr>
+          <w:p>
+            <w:pPr>
+              <w:spacing w:after="0"/>
+            </w:pPr>
+            <w:r>
+              <w:t>PostgreSQL 保存 ai_conversations 与 ai_messages；消息采用 OpenAI role、content、tool_calls、tool_call_id 兼容字段。</w:t>
+            </w:r>
+          </w:p>
+        </w:tc>
+      </w:tr>
+      <w:tr>
+        <w:tc>
+          <w:tcPr>
+            <w:tcW w:type="dxa" w:w="2205"/>
+            <w:vAlign w:val="center"/>
+            <w:tcBorders>
+              <w:top w:val="single" w:sz="4" w:color="D9D9D9"/>
+              <w:left w:val="single" w:sz="4" w:color="D9D9D9"/>
+              <w:bottom w:val="single" w:sz="4" w:color="D9D9D9"/>
+              <w:right w:val="single" w:sz="4" w:color="D9D9D9"/>
+              <w:insideH w:val="single" w:sz="4" w:color="D9D9D9"/>
+              <w:insideV w:val="single" w:sz="4" w:color="D9D9D9"/>
+            </w:tcBorders>
+          </w:tcPr>
+          <w:p>
+            <w:pPr>
+              <w:spacing w:after="0"/>
+            </w:pPr>
+            <w:r>
+              <w:t>调用</w:t>
+            </w:r>
+          </w:p>
+        </w:tc>
+        <w:tc>
+          <w:tcPr>
+            <w:tcW w:type="dxa" w:w="7874"/>
+            <w:vAlign w:val="center"/>
+            <w:tcBorders>
+              <w:top w:val="single" w:sz="4" w:color="D9D9D9"/>
+              <w:left w:val="single" w:sz="4" w:color="D9D9D9"/>
+              <w:bottom w:val="single" w:sz="4" w:color="D9D9D9"/>
+              <w:right w:val="single" w:sz="4" w:color="D9D9D9"/>
+              <w:insideH w:val="single" w:sz="4" w:color="D9D9D9"/>
+              <w:insideV w:val="single" w:sz="4" w:color="D9D9D9"/>
+            </w:tcBorders>
+          </w:tcPr>
+          <w:p>
+            <w:pPr>
+              <w:spacing w:after="0"/>
+            </w:pPr>
+            <w:r>
+              <w:t>后端一次性组装当前学生业务状态及房间座位数据，每条学生消息只调用一次 OpenAI 兼容模型。</w:t>
+            </w:r>
+          </w:p>
+        </w:tc>
+      </w:tr>
+      <w:tr>
+        <w:tc>
+          <w:tcPr>
+            <w:tcW w:type="dxa" w:w="2205"/>
+            <w:shd w:fill="F5F8FC"/>
+            <w:vAlign w:val="center"/>
+            <w:tcBorders>
+              <w:top w:val="single" w:sz="4" w:color="D9D9D9"/>
+              <w:left w:val="single" w:sz="4" w:color="D9D9D9"/>
+              <w:bottom w:val="single" w:sz="4" w:color="D9D9D9"/>
+              <w:right w:val="single" w:sz="4" w:color="D9D9D9"/>
+              <w:insideH w:val="single" w:sz="4" w:color="D9D9D9"/>
+              <w:insideV w:val="single" w:sz="4" w:color="D9D9D9"/>
+            </w:tcBorders>
+          </w:tcPr>
+          <w:p>
+            <w:pPr>
+              <w:spacing w:after="0"/>
+            </w:pPr>
+            <w:r>
+              <w:t>预约边界</w:t>
+            </w:r>
+          </w:p>
+        </w:tc>
+        <w:tc>
+          <w:tcPr>
+            <w:tcW w:type="dxa" w:w="7874"/>
+            <w:shd w:fill="F5F8FC"/>
+            <w:vAlign w:val="center"/>
+            <w:tcBorders>
+              <w:top w:val="single" w:sz="4" w:color="D9D9D9"/>
+              <w:left w:val="single" w:sz="4" w:color="D9D9D9"/>
+              <w:bottom w:val="single" w:sz="4" w:color="D9D9D9"/>
+              <w:right w:val="single" w:sz="4" w:color="D9D9D9"/>
+              <w:insideH w:val="single" w:sz="4" w:color="D9D9D9"/>
+              <w:insideV w:val="single" w:sz="4" w:color="D9D9D9"/>
+            </w:tcBorders>
+          </w:tcPr>
+          <w:p>
+            <w:pPr>
+              <w:spacing w:after="0"/>
+            </w:pPr>
+            <w:r>
+              <w:t>模型只返回推荐。学生选择卡片并最终确认后，既有预约服务重新执行信用、时段、并发锁和冲突校验。</w:t>
+            </w:r>
+          </w:p>
+        </w:tc>
+      </w:tr>
+      <w:tr>
+        <w:tc>
+          <w:tcPr>
+            <w:tcW w:type="dxa" w:w="2205"/>
+            <w:vAlign w:val="center"/>
+            <w:tcBorders>
+              <w:top w:val="single" w:sz="4" w:color="D9D9D9"/>
+              <w:left w:val="single" w:sz="4" w:color="D9D9D9"/>
+              <w:bottom w:val="single" w:sz="4" w:color="D9D9D9"/>
+              <w:right w:val="single" w:sz="4" w:color="D9D9D9"/>
+              <w:insideH w:val="single" w:sz="4" w:color="D9D9D9"/>
+              <w:insideV w:val="single" w:sz="4" w:color="D9D9D9"/>
+            </w:tcBorders>
+          </w:tcPr>
+          <w:p>
+            <w:pPr>
+              <w:spacing w:after="0"/>
+            </w:pPr>
+            <w:r>
+              <w:t>异常与安全</w:t>
+            </w:r>
+          </w:p>
+        </w:tc>
+        <w:tc>
+          <w:tcPr>
+            <w:tcW w:type="dxa" w:w="7874"/>
+            <w:vAlign w:val="center"/>
+            <w:tcBorders>
+              <w:top w:val="single" w:sz="4" w:color="D9D9D9"/>
+              <w:left w:val="single" w:sz="4" w:color="D9D9D9"/>
+              <w:bottom w:val="single" w:sz="4" w:color="D9D9D9"/>
+              <w:right w:val="single" w:sz="4" w:color="D9D9D9"/>
+              <w:insideH w:val="single" w:sz="4" w:color="D9D9D9"/>
+              <w:insideV w:val="single" w:sz="4" w:color="D9D9D9"/>
+            </w:tcBorders>
+          </w:tcPr>
+          <w:p>
+            <w:pPr>
+              <w:spacing w:after="0"/>
+            </w:pPr>
+            <w:r>
+              <w:t>按学生身份隔离历史；限制消息长度和调用频率；密钥只保存在后端；模型不可用不影响核心预约功能。</w:t>
+            </w:r>
+          </w:p>
+        </w:tc>
+      </w:tr>
+    </w:tbl>
+    <w:p>
+      <w:pPr>
+        <w:pStyle w:val="Heading2"/>
+      </w:pPr>
+      <w:r>
+        <w:t>接口与流式事件</w:t>
+      </w:r>
+    </w:p>
+    <w:p>
+      <w:r>
+        <w:t>会话接口包括 GET、POST /api/ai/conversations，GET /api/ai/conversations/{id}/messages，DELETE /api/ai/conversations/{id}，以及 POST /api/ai/chat/stream。流式事件依次使用 meta、delta、card、done；异常使用 error，前端允许停止和重试。</w:t>
+      </w:r>
+    </w:p>
+    <w:p>
+      <w:pPr>
+        <w:pStyle w:val="Heading2"/>
+      </w:pPr>
+      <w:r>
+        <w:t>部署配置</w:t>
+      </w:r>
+    </w:p>
+    <w:p>
+      <w:r>
+        <w:t>通过 STUDYROOM_AI_BASE_URL、STUDYROOM_AI_API_KEY、STUDYROOM_AI_MODEL 配置兼容服务，并可设置连接超时、响应超时和历史上下文条数。兼容服务必须支持 Chat Completions、SSE 和工具调用。</w:t>
+      </w:r>
+    </w:p>
     <w:sectPr>
       <w:footerReference w:type="default" r:id="rId13"/>
       <w:pgSz w:w="12240" w:h="15840"/>

--- a/docs/详细设计.docx
+++ b/docs/详细设计.docx
@@ -164,7 +164,7 @@
                 <w:color w:val="000000"/>
                 <w:sz w:val="21"/>
               </w:rPr>
-              <w:t>V1.0</w:t>
+              <w:t>V1.1</w:t>
             </w:r>
           </w:p>
         </w:tc>
@@ -218,7 +218,7 @@
                 <w:color w:val="000000"/>
                 <w:sz w:val="21"/>
               </w:rPr>
-              <w:t>Glassous（认证/座位）· DonGKids（预约/分配/调度）</w:t>
+              <w:t>叶泳言（Glassous，认证/座位）· 姜文东（DonGKids，预约/分配/调度）· 赵晨曦（imicola，AI）</w:t>
             </w:r>
           </w:p>
         </w:tc>
@@ -324,7 +324,7 @@
                 <w:color w:val="000000"/>
                 <w:sz w:val="21"/>
               </w:rPr>
-              <w:t>imicola（组长）</w:t>
+              <w:t>赵晨曦（imicola，组长）</w:t>
             </w:r>
           </w:p>
         </w:tc>
@@ -889,7 +889,7 @@
           <w:color w:val="000000"/>
           <w:sz w:val="24"/>
         </w:rPr>
-        <w:t>见《需求规格说明书》第 4 章：M1–M9 九个功能模块、FR-01～FR-10 功能需求。</w:t>
+        <w:t>见《需求规格说明书》第 4 章：M1–M10 十个功能模块、FR-01～FR-15 功能需求（FR-11~FR-15 为 AI 助手补充需求）。</w:t>
       </w:r>
     </w:p>
     <w:p>
@@ -6169,7 +6169,623 @@
         <w:pStyle w:val="Heading2"/>
       </w:pPr>
       <w:r>
-        <w:t>3.11 缓存与高并发协调架构（Redis 组件设计）</w:t>
+        <w:t>3.11 AI 助手模块（ai）</w:t>
+      </w:r>
+    </w:p>
+    <w:tbl>
+      <w:tblPr>
+        <w:tblStyle w:val="TableGrid"/>
+        <w:tblW w:type="auto" w:w="0"/>
+        <w:jc w:val="center"/>
+        <w:tblLook w:firstColumn="1" w:firstRow="1" w:lastColumn="0" w:lastRow="0" w:noHBand="0" w:noVBand="1" w:val="04A0"/>
+      </w:tblPr>
+      <w:tblGrid>
+        <w:gridCol w:w="4561"/>
+        <w:gridCol w:w="4561"/>
+      </w:tblGrid>
+      <w:tr>
+        <w:tc>
+          <w:tcPr>
+            <w:tcW w:type="dxa" w:w="4561"/>
+            <w:vAlign w:val="center"/>
+            <w:tcMar>
+              <w:top w:w="80" w:type="dxa"/>
+              <w:start w:w="100" w:type="dxa"/>
+              <w:bottom w:w="80" w:type="dxa"/>
+              <w:end w:w="100" w:type="dxa"/>
+            </w:tcMar>
+            <w:shd w:fill="D9EAF7"/>
+          </w:tcPr>
+          <w:p>
+            <w:pPr>
+              <w:spacing w:line="240" w:lineRule="auto"/>
+            </w:pPr>
+            <w:r>
+              <w:rPr>
+                <w:rFonts w:ascii="宋体" w:hAnsi="宋体" w:eastAsia="宋体"/>
+                <w:b/>
+                <w:color w:val="000000"/>
+                <w:sz w:val="21"/>
+              </w:rPr>
+              <w:t>项目</w:t>
+            </w:r>
+          </w:p>
+        </w:tc>
+        <w:tc>
+          <w:tcPr>
+            <w:tcW w:type="dxa" w:w="4561"/>
+            <w:vAlign w:val="center"/>
+            <w:tcMar>
+              <w:top w:w="80" w:type="dxa"/>
+              <w:start w:w="100" w:type="dxa"/>
+              <w:bottom w:w="80" w:type="dxa"/>
+              <w:end w:w="100" w:type="dxa"/>
+            </w:tcMar>
+            <w:shd w:fill="D9EAF7"/>
+          </w:tcPr>
+          <w:p>
+            <w:pPr>
+              <w:spacing w:line="240" w:lineRule="auto"/>
+            </w:pPr>
+            <w:r>
+              <w:rPr>
+                <w:rFonts w:ascii="宋体" w:hAnsi="宋体" w:eastAsia="宋体"/>
+                <w:b/>
+                <w:color w:val="000000"/>
+                <w:sz w:val="21"/>
+              </w:rPr>
+              <w:t>内容</w:t>
+            </w:r>
+          </w:p>
+        </w:tc>
+      </w:tr>
+      <w:tr>
+        <w:tc>
+          <w:tcPr>
+            <w:tcW w:type="dxa" w:w="4561"/>
+            <w:vAlign w:val="center"/>
+            <w:tcMar>
+              <w:top w:w="80" w:type="dxa"/>
+              <w:start w:w="100" w:type="dxa"/>
+              <w:bottom w:w="80" w:type="dxa"/>
+              <w:end w:w="100" w:type="dxa"/>
+            </w:tcMar>
+          </w:tcPr>
+          <w:p>
+            <w:pPr>
+              <w:spacing w:line="240" w:lineRule="auto"/>
+            </w:pPr>
+            <w:r>
+              <w:rPr>
+                <w:rFonts w:ascii="宋体" w:hAnsi="宋体" w:eastAsia="宋体"/>
+                <w:b w:val="0"/>
+                <w:color w:val="000000"/>
+                <w:sz w:val="21"/>
+              </w:rPr>
+              <w:t>功能</w:t>
+            </w:r>
+          </w:p>
+        </w:tc>
+        <w:tc>
+          <w:tcPr>
+            <w:tcW w:type="dxa" w:w="4561"/>
+            <w:vAlign w:val="center"/>
+            <w:tcMar>
+              <w:top w:w="80" w:type="dxa"/>
+              <w:start w:w="100" w:type="dxa"/>
+              <w:bottom w:w="80" w:type="dxa"/>
+              <w:end w:w="100" w:type="dxa"/>
+            </w:tcMar>
+          </w:tcPr>
+          <w:p>
+            <w:pPr>
+              <w:spacing w:line="240" w:lineRule="auto"/>
+            </w:pPr>
+            <w:r>
+              <w:rPr>
+                <w:rFonts w:ascii="宋体" w:hAnsi="宋体" w:eastAsia="宋体"/>
+                <w:b w:val="0"/>
+                <w:color w:val="000000"/>
+                <w:sz w:val="21"/>
+              </w:rPr>
+              <w:t>极简闲聊、本人信息查询、自然语言座位推荐、会话历史管理</w:t>
+            </w:r>
+          </w:p>
+        </w:tc>
+      </w:tr>
+      <w:tr>
+        <w:tc>
+          <w:tcPr>
+            <w:tcW w:type="dxa" w:w="4561"/>
+            <w:vAlign w:val="center"/>
+            <w:tcMar>
+              <w:top w:w="80" w:type="dxa"/>
+              <w:start w:w="100" w:type="dxa"/>
+              <w:bottom w:w="80" w:type="dxa"/>
+              <w:end w:w="100" w:type="dxa"/>
+            </w:tcMar>
+          </w:tcPr>
+          <w:p>
+            <w:pPr>
+              <w:spacing w:line="240" w:lineRule="auto"/>
+            </w:pPr>
+            <w:r>
+              <w:rPr>
+                <w:rFonts w:ascii="宋体" w:hAnsi="宋体" w:eastAsia="宋体"/>
+                <w:b w:val="0"/>
+                <w:color w:val="000000"/>
+                <w:sz w:val="21"/>
+              </w:rPr>
+              <w:t>输入</w:t>
+            </w:r>
+          </w:p>
+        </w:tc>
+        <w:tc>
+          <w:tcPr>
+            <w:tcW w:type="dxa" w:w="4561"/>
+            <w:vAlign w:val="center"/>
+            <w:tcMar>
+              <w:top w:w="80" w:type="dxa"/>
+              <w:start w:w="100" w:type="dxa"/>
+              <w:bottom w:w="80" w:type="dxa"/>
+              <w:end w:w="100" w:type="dxa"/>
+            </w:tcMar>
+          </w:tcPr>
+          <w:p>
+            <w:pPr>
+              <w:spacing w:line="240" w:lineRule="auto"/>
+            </w:pPr>
+            <w:r>
+              <w:rPr>
+                <w:rFonts w:ascii="宋体" w:hAnsi="宋体" w:eastAsia="宋体"/>
+                <w:b w:val="0"/>
+                <w:color w:val="000000"/>
+                <w:sz w:val="21"/>
+              </w:rPr>
+              <w:t>AIChatRequest{conversation_id?, message}，消息最长 1000 字符</w:t>
+            </w:r>
+          </w:p>
+        </w:tc>
+      </w:tr>
+      <w:tr>
+        <w:tc>
+          <w:tcPr>
+            <w:tcW w:type="dxa" w:w="4561"/>
+            <w:vAlign w:val="center"/>
+            <w:tcMar>
+              <w:top w:w="80" w:type="dxa"/>
+              <w:start w:w="100" w:type="dxa"/>
+              <w:bottom w:w="80" w:type="dxa"/>
+              <w:end w:w="100" w:type="dxa"/>
+            </w:tcMar>
+          </w:tcPr>
+          <w:p>
+            <w:pPr>
+              <w:spacing w:line="240" w:lineRule="auto"/>
+            </w:pPr>
+            <w:r>
+              <w:rPr>
+                <w:rFonts w:ascii="宋体" w:hAnsi="宋体" w:eastAsia="宋体"/>
+                <w:b w:val="0"/>
+                <w:color w:val="000000"/>
+                <w:sz w:val="21"/>
+              </w:rPr>
+              <w:t>输出</w:t>
+            </w:r>
+          </w:p>
+        </w:tc>
+        <w:tc>
+          <w:tcPr>
+            <w:tcW w:type="dxa" w:w="4561"/>
+            <w:vAlign w:val="center"/>
+            <w:tcMar>
+              <w:top w:w="80" w:type="dxa"/>
+              <w:start w:w="100" w:type="dxa"/>
+              <w:bottom w:w="80" w:type="dxa"/>
+              <w:end w:w="100" w:type="dxa"/>
+            </w:tcMar>
+          </w:tcPr>
+          <w:p>
+            <w:pPr>
+              <w:spacing w:line="240" w:lineRule="auto"/>
+            </w:pPr>
+            <w:r>
+              <w:rPr>
+                <w:rFonts w:ascii="宋体" w:hAnsi="宋体" w:eastAsia="宋体"/>
+                <w:b w:val="0"/>
+                <w:color w:val="000000"/>
+                <w:sz w:val="21"/>
+              </w:rPr>
+              <w:t>SSE：meta、delta、card、done、error；推荐卡片最多 3 张</w:t>
+            </w:r>
+          </w:p>
+        </w:tc>
+      </w:tr>
+      <w:tr>
+        <w:tc>
+          <w:tcPr>
+            <w:tcW w:type="dxa" w:w="4561"/>
+            <w:vAlign w:val="center"/>
+            <w:tcMar>
+              <w:top w:w="80" w:type="dxa"/>
+              <w:start w:w="100" w:type="dxa"/>
+              <w:bottom w:w="80" w:type="dxa"/>
+              <w:end w:w="100" w:type="dxa"/>
+            </w:tcMar>
+          </w:tcPr>
+          <w:p>
+            <w:pPr>
+              <w:spacing w:line="240" w:lineRule="auto"/>
+            </w:pPr>
+            <w:r>
+              <w:rPr>
+                <w:rFonts w:ascii="宋体" w:hAnsi="宋体" w:eastAsia="宋体"/>
+                <w:b w:val="0"/>
+                <w:color w:val="000000"/>
+                <w:sz w:val="21"/>
+              </w:rPr>
+              <w:t>程序逻辑</w:t>
+            </w:r>
+          </w:p>
+        </w:tc>
+        <w:tc>
+          <w:tcPr>
+            <w:tcW w:type="dxa" w:w="4561"/>
+            <w:vAlign w:val="center"/>
+            <w:tcMar>
+              <w:top w:w="80" w:type="dxa"/>
+              <w:start w:w="100" w:type="dxa"/>
+              <w:bottom w:w="80" w:type="dxa"/>
+              <w:end w:w="100" w:type="dxa"/>
+            </w:tcMar>
+          </w:tcPr>
+          <w:p>
+            <w:pPr>
+              <w:spacing w:line="240" w:lineRule="auto"/>
+            </w:pPr>
+            <w:r>
+              <w:rPr>
+                <w:rFonts w:ascii="宋体" w:hAnsi="宋体" w:eastAsia="宋体"/>
+                <w:b w:val="0"/>
+                <w:color w:val="000000"/>
+                <w:sz w:val="21"/>
+              </w:rPr>
+              <w:t>校验学生身份与会话归属→保存 user 消息→一次性读取本人业务数据及房间座位→拼装有限历史和系统提示词→单次 OpenAI 兼容流式调用→保存 assistant 消息；工具调用需再次校验座位和实时占用</w:t>
+            </w:r>
+          </w:p>
+        </w:tc>
+      </w:tr>
+      <w:tr>
+        <w:tc>
+          <w:tcPr>
+            <w:tcW w:type="dxa" w:w="4561"/>
+            <w:vAlign w:val="center"/>
+            <w:tcMar>
+              <w:top w:w="80" w:type="dxa"/>
+              <w:start w:w="100" w:type="dxa"/>
+              <w:bottom w:w="80" w:type="dxa"/>
+              <w:end w:w="100" w:type="dxa"/>
+            </w:tcMar>
+          </w:tcPr>
+          <w:p>
+            <w:pPr>
+              <w:spacing w:line="240" w:lineRule="auto"/>
+            </w:pPr>
+            <w:r>
+              <w:rPr>
+                <w:rFonts w:ascii="宋体" w:hAnsi="宋体" w:eastAsia="宋体"/>
+                <w:b w:val="0"/>
+                <w:color w:val="000000"/>
+                <w:sz w:val="21"/>
+              </w:rPr>
+              <w:t>接口</w:t>
+            </w:r>
+          </w:p>
+        </w:tc>
+        <w:tc>
+          <w:tcPr>
+            <w:tcW w:type="dxa" w:w="4561"/>
+            <w:vAlign w:val="center"/>
+            <w:tcMar>
+              <w:top w:w="80" w:type="dxa"/>
+              <w:start w:w="100" w:type="dxa"/>
+              <w:bottom w:w="80" w:type="dxa"/>
+              <w:end w:w="100" w:type="dxa"/>
+            </w:tcMar>
+          </w:tcPr>
+          <w:p>
+            <w:pPr>
+              <w:spacing w:line="240" w:lineRule="auto"/>
+            </w:pPr>
+            <w:r>
+              <w:rPr>
+                <w:rFonts w:ascii="宋体" w:hAnsi="宋体" w:eastAsia="宋体"/>
+                <w:b w:val="0"/>
+                <w:color w:val="000000"/>
+                <w:sz w:val="21"/>
+              </w:rPr>
+              <w:t>GET/POST /api/ai/conversations；GET /api/ai/conversations/:id/messages；DELETE /api/ai/conversations/:id；POST /api/ai/chat/stream</w:t>
+            </w:r>
+          </w:p>
+        </w:tc>
+      </w:tr>
+      <w:tr>
+        <w:tc>
+          <w:tcPr>
+            <w:tcW w:type="dxa" w:w="4561"/>
+            <w:vAlign w:val="center"/>
+            <w:tcMar>
+              <w:top w:w="80" w:type="dxa"/>
+              <w:start w:w="100" w:type="dxa"/>
+              <w:bottom w:w="80" w:type="dxa"/>
+              <w:end w:w="100" w:type="dxa"/>
+            </w:tcMar>
+          </w:tcPr>
+          <w:p>
+            <w:pPr>
+              <w:spacing w:line="240" w:lineRule="auto"/>
+            </w:pPr>
+            <w:r>
+              <w:rPr>
+                <w:rFonts w:ascii="宋体" w:hAnsi="宋体" w:eastAsia="宋体"/>
+                <w:b w:val="0"/>
+                <w:color w:val="000000"/>
+                <w:sz w:val="21"/>
+              </w:rPr>
+              <w:t>存储</w:t>
+            </w:r>
+          </w:p>
+        </w:tc>
+        <w:tc>
+          <w:tcPr>
+            <w:tcW w:type="dxa" w:w="4561"/>
+            <w:vAlign w:val="center"/>
+            <w:tcMar>
+              <w:top w:w="80" w:type="dxa"/>
+              <w:start w:w="100" w:type="dxa"/>
+              <w:bottom w:w="80" w:type="dxa"/>
+              <w:end w:w="100" w:type="dxa"/>
+            </w:tcMar>
+          </w:tcPr>
+          <w:p>
+            <w:pPr>
+              <w:spacing w:line="240" w:lineRule="auto"/>
+            </w:pPr>
+            <w:r>
+              <w:rPr>
+                <w:rFonts w:ascii="宋体" w:hAnsi="宋体" w:eastAsia="宋体"/>
+                <w:b w:val="0"/>
+                <w:color w:val="000000"/>
+                <w:sz w:val="21"/>
+              </w:rPr>
+              <w:t>ai_conversations、ai_messages；tool_calls 使用 JSONB；仅 complete 消息进入后续模型上下文</w:t>
+            </w:r>
+          </w:p>
+        </w:tc>
+      </w:tr>
+      <w:tr>
+        <w:tc>
+          <w:tcPr>
+            <w:tcW w:type="dxa" w:w="4561"/>
+            <w:vAlign w:val="center"/>
+            <w:tcMar>
+              <w:top w:w="80" w:type="dxa"/>
+              <w:start w:w="100" w:type="dxa"/>
+              <w:bottom w:w="80" w:type="dxa"/>
+              <w:end w:w="100" w:type="dxa"/>
+            </w:tcMar>
+          </w:tcPr>
+          <w:p>
+            <w:pPr>
+              <w:spacing w:line="240" w:lineRule="auto"/>
+            </w:pPr>
+            <w:r>
+              <w:rPr>
+                <w:rFonts w:ascii="宋体" w:hAnsi="宋体" w:eastAsia="宋体"/>
+                <w:b w:val="0"/>
+                <w:color w:val="000000"/>
+                <w:sz w:val="21"/>
+              </w:rPr>
+              <w:t>安全</w:t>
+            </w:r>
+          </w:p>
+        </w:tc>
+        <w:tc>
+          <w:tcPr>
+            <w:tcW w:type="dxa" w:w="4561"/>
+            <w:vAlign w:val="center"/>
+            <w:tcMar>
+              <w:top w:w="80" w:type="dxa"/>
+              <w:start w:w="100" w:type="dxa"/>
+              <w:bottom w:w="80" w:type="dxa"/>
+              <w:end w:w="100" w:type="dxa"/>
+            </w:tcMar>
+          </w:tcPr>
+          <w:p>
+            <w:pPr>
+              <w:spacing w:line="240" w:lineRule="auto"/>
+            </w:pPr>
+            <w:r>
+              <w:rPr>
+                <w:rFonts w:ascii="宋体" w:hAnsi="宋体" w:eastAsia="宋体"/>
+                <w:b w:val="0"/>
+                <w:color w:val="000000"/>
+                <w:sz w:val="21"/>
+              </w:rPr>
+              <w:t>仅 student；会话按 user_id 隔离；每用户每分钟 10 次；密钥仅后端环境变量持有；错误日志不记录提示词和业务快照</w:t>
+            </w:r>
+          </w:p>
+        </w:tc>
+      </w:tr>
+      <w:tr>
+        <w:tc>
+          <w:tcPr>
+            <w:tcW w:type="dxa" w:w="4561"/>
+            <w:vAlign w:val="center"/>
+            <w:tcMar>
+              <w:top w:w="80" w:type="dxa"/>
+              <w:start w:w="100" w:type="dxa"/>
+              <w:bottom w:w="80" w:type="dxa"/>
+              <w:end w:w="100" w:type="dxa"/>
+            </w:tcMar>
+          </w:tcPr>
+          <w:p>
+            <w:pPr>
+              <w:spacing w:line="240" w:lineRule="auto"/>
+            </w:pPr>
+            <w:r>
+              <w:rPr>
+                <w:rFonts w:ascii="宋体" w:hAnsi="宋体" w:eastAsia="宋体"/>
+                <w:b w:val="0"/>
+                <w:color w:val="000000"/>
+                <w:sz w:val="21"/>
+              </w:rPr>
+              <w:t>降级</w:t>
+            </w:r>
+          </w:p>
+        </w:tc>
+        <w:tc>
+          <w:tcPr>
+            <w:tcW w:type="dxa" w:w="4561"/>
+            <w:vAlign w:val="center"/>
+            <w:tcMar>
+              <w:top w:w="80" w:type="dxa"/>
+              <w:start w:w="100" w:type="dxa"/>
+              <w:bottom w:w="80" w:type="dxa"/>
+              <w:end w:w="100" w:type="dxa"/>
+            </w:tcMar>
+          </w:tcPr>
+          <w:p>
+            <w:pPr>
+              <w:spacing w:line="240" w:lineRule="auto"/>
+            </w:pPr>
+            <w:r>
+              <w:rPr>
+                <w:rFonts w:ascii="宋体" w:hAnsi="宋体" w:eastAsia="宋体"/>
+                <w:b w:val="0"/>
+                <w:color w:val="000000"/>
+                <w:sz w:val="21"/>
+              </w:rPr>
+              <w:t>未配置、超时、上游错误和断流均返回可恢复 error 事件，不影响核心业务；中断消息标记 failed</w:t>
+            </w:r>
+          </w:p>
+        </w:tc>
+      </w:tr>
+      <w:tr>
+        <w:tc>
+          <w:tcPr>
+            <w:tcW w:type="dxa" w:w="4561"/>
+            <w:vAlign w:val="center"/>
+            <w:tcMar>
+              <w:top w:w="80" w:type="dxa"/>
+              <w:start w:w="100" w:type="dxa"/>
+              <w:bottom w:w="80" w:type="dxa"/>
+              <w:end w:w="100" w:type="dxa"/>
+            </w:tcMar>
+          </w:tcPr>
+          <w:p>
+            <w:pPr>
+              <w:spacing w:line="240" w:lineRule="auto"/>
+            </w:pPr>
+            <w:r>
+              <w:rPr>
+                <w:rFonts w:ascii="宋体" w:hAnsi="宋体" w:eastAsia="宋体"/>
+                <w:b w:val="0"/>
+                <w:color w:val="000000"/>
+                <w:sz w:val="21"/>
+              </w:rPr>
+              <w:t>预约边界</w:t>
+            </w:r>
+          </w:p>
+        </w:tc>
+        <w:tc>
+          <w:tcPr>
+            <w:tcW w:type="dxa" w:w="4561"/>
+            <w:vAlign w:val="center"/>
+            <w:tcMar>
+              <w:top w:w="80" w:type="dxa"/>
+              <w:start w:w="100" w:type="dxa"/>
+              <w:bottom w:w="80" w:type="dxa"/>
+              <w:end w:w="100" w:type="dxa"/>
+            </w:tcMar>
+          </w:tcPr>
+          <w:p>
+            <w:pPr>
+              <w:spacing w:line="240" w:lineRule="auto"/>
+            </w:pPr>
+            <w:r>
+              <w:rPr>
+                <w:rFonts w:ascii="宋体" w:hAnsi="宋体" w:eastAsia="宋体"/>
+                <w:b w:val="0"/>
+                <w:color w:val="000000"/>
+                <w:sz w:val="21"/>
+              </w:rPr>
+              <w:t>AI 只能推荐。确认按钮调用既有 POST /api/reservations，并重新执行信用、时段、锁和排除约束校验</w:t>
+            </w:r>
+          </w:p>
+        </w:tc>
+      </w:tr>
+      <w:tr>
+        <w:tc>
+          <w:tcPr>
+            <w:tcW w:type="dxa" w:w="4561"/>
+            <w:vAlign w:val="center"/>
+            <w:tcMar>
+              <w:top w:w="80" w:type="dxa"/>
+              <w:start w:w="100" w:type="dxa"/>
+              <w:bottom w:w="80" w:type="dxa"/>
+              <w:end w:w="100" w:type="dxa"/>
+            </w:tcMar>
+          </w:tcPr>
+          <w:p>
+            <w:pPr>
+              <w:spacing w:line="240" w:lineRule="auto"/>
+            </w:pPr>
+            <w:r>
+              <w:rPr>
+                <w:rFonts w:ascii="宋体" w:hAnsi="宋体" w:eastAsia="宋体"/>
+                <w:b w:val="0"/>
+                <w:color w:val="000000"/>
+                <w:sz w:val="21"/>
+              </w:rPr>
+              <w:t>测试要点</w:t>
+            </w:r>
+          </w:p>
+        </w:tc>
+        <w:tc>
+          <w:tcPr>
+            <w:tcW w:type="dxa" w:w="4561"/>
+            <w:vAlign w:val="center"/>
+            <w:tcMar>
+              <w:top w:w="80" w:type="dxa"/>
+              <w:start w:w="100" w:type="dxa"/>
+              <w:bottom w:w="80" w:type="dxa"/>
+              <w:end w:w="100" w:type="dxa"/>
+            </w:tcMar>
+          </w:tcPr>
+          <w:p>
+            <w:pPr>
+              <w:spacing w:line="240" w:lineRule="auto"/>
+            </w:pPr>
+            <w:r>
+              <w:rPr>
+                <w:rFonts w:ascii="宋体" w:hAnsi="宋体" w:eastAsia="宋体"/>
+                <w:b w:val="0"/>
+                <w:color w:val="000000"/>
+                <w:sz w:val="21"/>
+              </w:rPr>
+              <w:t>流式文本与工具调用拼接、会话越权、无效/占用候选过滤、上下文上限、重复确认与并发冲突</w:t>
+            </w:r>
+          </w:p>
+        </w:tc>
+      </w:tr>
+    </w:tbl>
+    <w:p>
+      <w:pPr>
+        <w:pStyle w:val="Heading2"/>
+      </w:pPr>
+      <w:r>
+        <w:t>3.12 缓存与高并发协调架构（Redis 组件设计）</w:t>
       </w:r>
     </w:p>
     <w:p>
